--- a/resources/templates/modelo_laudo_pressurizacao_escadas.docx
+++ b/resources/templates/modelo_laudo_pressurizacao_escadas.docx
@@ -618,14 +618,13 @@
               </w:rPr>
               <w:t xml:space="preserve"> </w:t>
             </w:r>
-            <w:hyperlink r:id="rId4">
-              <w:r>
-                <w:rPr>
-                  <w:sz w:val="18"/>
-                </w:rPr>
-                <w:t>rafael@araujocorrea.com</w:t>
-              </w:r>
-            </w:hyperlink>
+            <w:r>
+              <w:rPr>
+                <w:sz w:val="18"/>
+                <w:szCs w:val="18"/>
+              </w:rPr>
+              <w:t>atendimento@acorrea.com.br</w:t>
+            </w:r>
             <w:r>
               <w:rPr>
                 <w:sz w:val="18"/>
@@ -639,25 +638,6 @@
                 <w:sz w:val="18"/>
               </w:rPr>
               <w:t xml:space="preserve"> </w:t>
-            </w:r>
-            <w:r>
-              <w:rPr>
-                <w:sz w:val="18"/>
-              </w:rPr>
-              <w:t>(11)</w:t>
-            </w:r>
-            <w:r>
-              <w:rPr>
-                <w:spacing w:val="-3"/>
-                <w:sz w:val="18"/>
-              </w:rPr>
-              <w:t xml:space="preserve"> </w:t>
-            </w:r>
-            <w:r>
-              <w:rPr>
-                <w:sz w:val="18"/>
-              </w:rPr>
-              <w:t>96784-5848</w:t>
             </w:r>
           </w:p>
         </w:tc>
